--- a/template_memo.docx
+++ b/template_memo.docx
@@ -1,6 +1,6 @@
 
 <file path=word/document.xml><?xml version="1.0" encoding="utf-8"?>
-<w:document xmlns:wpc="http://schemas.microsoft.com/office/word/2010/wordprocessingCanvas" xmlns:mc="http://schemas.openxmlformats.org/markup-compatibility/2006" xmlns:o="urn:schemas-microsoft-com:office:office" xmlns:r="http://schemas.openxmlformats.org/officeDocument/2006/relationships" xmlns:m="http://schemas.openxmlformats.org/officeDocument/2006/math" xmlns:v="urn:schemas-microsoft-com:vml" xmlns:wp14="http://schemas.microsoft.com/office/word/2010/wordprocessingDrawing" xmlns:wp="http://schemas.openxmlformats.org/drawingml/2006/wordprocessingDrawing" xmlns:w10="urn:schemas-microsoft-com:office:word" xmlns:w="http://schemas.openxmlformats.org/wordprocessingml/2006/main" xmlns:w14="http://schemas.microsoft.com/office/word/2010/wordml" xmlns:w15="http://schemas.microsoft.com/office/word/2012/wordml" xmlns:wpg="http://schemas.microsoft.com/office/word/2010/wordprocessingGroup" xmlns:wpi="http://schemas.microsoft.com/office/word/2010/wordprocessingInk" xmlns:wne="http://schemas.microsoft.com/office/word/2006/wordml" xmlns:wps="http://schemas.microsoft.com/office/word/2010/wordprocessingShape" mc:Ignorable="w14 w15 wp14">
+<w:document xmlns:wpc="http://schemas.microsoft.com/office/word/2010/wordprocessingCanvas" xmlns:cx="http://schemas.microsoft.com/office/drawing/2014/chartex" xmlns:cx1="http://schemas.microsoft.com/office/drawing/2015/9/8/chartex" xmlns:cx2="http://schemas.microsoft.com/office/drawing/2015/10/21/chartex" xmlns:cx3="http://schemas.microsoft.com/office/drawing/2016/5/9/chartex" xmlns:cx4="http://schemas.microsoft.com/office/drawing/2016/5/10/chartex" xmlns:cx5="http://schemas.microsoft.com/office/drawing/2016/5/11/chartex" xmlns:cx6="http://schemas.microsoft.com/office/drawing/2016/5/12/chartex" xmlns:cx7="http://schemas.microsoft.com/office/drawing/2016/5/13/chartex" xmlns:cx8="http://schemas.microsoft.com/office/drawing/2016/5/14/chartex" xmlns:mc="http://schemas.openxmlformats.org/markup-compatibility/2006" xmlns:aink="http://schemas.microsoft.com/office/drawing/2016/ink" xmlns:am3d="http://schemas.microsoft.com/office/drawing/2017/model3d" xmlns:o="urn:schemas-microsoft-com:office:office" xmlns:r="http://schemas.openxmlformats.org/officeDocument/2006/relationships" xmlns:m="http://schemas.openxmlformats.org/officeDocument/2006/math" xmlns:v="urn:schemas-microsoft-com:vml" xmlns:wp14="http://schemas.microsoft.com/office/word/2010/wordprocessingDrawing" xmlns:wp="http://schemas.openxmlformats.org/drawingml/2006/wordprocessingDrawing" xmlns:w10="urn:schemas-microsoft-com:office:word" xmlns:w="http://schemas.openxmlformats.org/wordprocessingml/2006/main" xmlns:w14="http://schemas.microsoft.com/office/word/2010/wordml" xmlns:w15="http://schemas.microsoft.com/office/word/2012/wordml" xmlns:w16cex="http://schemas.microsoft.com/office/word/2018/wordml/cex" xmlns:w16cid="http://schemas.microsoft.com/office/word/2016/wordml/cid" xmlns:w16="http://schemas.microsoft.com/office/word/2018/wordml" xmlns:w16sdtdh="http://schemas.microsoft.com/office/word/2020/wordml/sdtdatahash" xmlns:w16se="http://schemas.microsoft.com/office/word/2015/wordml/symex" xmlns:wpg="http://schemas.microsoft.com/office/word/2010/wordprocessingGroup" xmlns:wpi="http://schemas.microsoft.com/office/word/2010/wordprocessingInk" xmlns:wne="http://schemas.microsoft.com/office/word/2006/wordml" xmlns:wps="http://schemas.microsoft.com/office/word/2010/wordprocessingShape" mc:Ignorable="w14 w15 w16se w16cid w16 w16cex w16sdtdh wp14">
   <w:body>
     <w:p>
       <w:pPr>
@@ -331,8 +331,6 @@
         </w:rPr>
         <w:t>{{thai_date}}</w:t>
       </w:r>
-      <w:bookmarkStart w:id="0" w:name="_GoBack"/>
-      <w:bookmarkEnd w:id="0"/>
     </w:p>
     <w:p>
       <w:pPr>
@@ -553,7 +551,7 @@
     <w:p>
       <w:pPr>
         <w:tabs>
-          <w:tab w:val="left" w:pos="540"/>
+          <w:tab w:val="left" w:pos="993"/>
           <w:tab w:val="left" w:pos="1440"/>
           <w:tab w:val="left" w:pos="4860"/>
           <w:tab w:val="left" w:pos="5940"/>
@@ -580,15 +578,6 @@
           <w:rFonts w:ascii="TH SarabunPSK" w:hAnsi="TH SarabunPSK" w:cs="TH SarabunPSK"/>
           <w:sz w:val="32"/>
           <w:szCs w:val="32"/>
-          <w:cs/>
-        </w:rPr>
-        <w:tab/>
-      </w:r>
-      <w:r>
-        <w:rPr>
-          <w:rFonts w:ascii="TH SarabunPSK" w:hAnsi="TH SarabunPSK" w:cs="TH SarabunPSK"/>
-          <w:sz w:val="32"/>
-          <w:szCs w:val="32"/>
         </w:rPr>
         <w:t>{{</w:t>
       </w:r>
@@ -617,15 +606,6 @@
           <w:szCs w:val="32"/>
         </w:rPr>
         <w:t xml:space="preserve"> </w:t>
-      </w:r>
-      <w:r>
-        <w:rPr>
-          <w:rFonts w:ascii="TH SarabunPSK" w:hAnsi="TH SarabunPSK" w:cs="TH SarabunPSK" w:hint="cs"/>
-          <w:sz w:val="32"/>
-          <w:szCs w:val="32"/>
-          <w:cs/>
-        </w:rPr>
-        <w:t>ขวด</w:t>
       </w:r>
     </w:p>
     <w:p>
@@ -1431,14 +1411,24 @@
           <w:tab w:val="left" w:pos="5940"/>
         </w:tabs>
         <w:spacing w:before="120"/>
-        <w:ind w:left="539" w:right="159"/>
+        <w:ind w:right="159"/>
         <w:jc w:val="both"/>
         <w:rPr>
           <w:rFonts w:ascii="TH SarabunPSK" w:hAnsi="TH SarabunPSK" w:cs="TH SarabunPSK"/>
           <w:sz w:val="32"/>
           <w:szCs w:val="32"/>
-        </w:rPr>
-      </w:pPr>
+          <w:cs/>
+        </w:rPr>
+      </w:pPr>
+      <w:r>
+        <w:rPr>
+          <w:rFonts w:ascii="TH SarabunPSK" w:hAnsi="TH SarabunPSK" w:cs="TH SarabunPSK" w:hint="cs"/>
+          <w:sz w:val="32"/>
+          <w:szCs w:val="32"/>
+          <w:cs/>
+        </w:rPr>
+        <w:t xml:space="preserve">                                    </w:t>
+      </w:r>
     </w:p>
     <w:p>
       <w:pPr>
@@ -1450,24 +1440,77 @@
           <w:tab w:val="left" w:pos="4860"/>
           <w:tab w:val="left" w:pos="5940"/>
         </w:tabs>
-        <w:spacing w:before="120"/>
-        <w:ind w:left="539" w:right="159"/>
-        <w:jc w:val="both"/>
-        <w:rPr>
-          <w:rFonts w:ascii="TH SarabunPSK" w:hAnsi="TH SarabunPSK" w:cs="TH SarabunPSK"/>
-          <w:sz w:val="32"/>
-          <w:szCs w:val="32"/>
-          <w:cs/>
-        </w:rPr>
-      </w:pPr>
-      <w:r>
-        <w:rPr>
-          <w:rFonts w:ascii="TH SarabunPSK" w:hAnsi="TH SarabunPSK" w:cs="TH SarabunPSK" w:hint="cs"/>
-          <w:sz w:val="32"/>
-          <w:szCs w:val="32"/>
-          <w:cs/>
-        </w:rPr>
-        <w:t xml:space="preserve">                                                </w:t>
+        <w:ind w:right="159"/>
+        <w:rPr>
+          <w:rFonts w:ascii="TH SarabunPSK" w:hAnsi="TH SarabunPSK" w:cs="TH SarabunPSK"/>
+          <w:sz w:val="32"/>
+          <w:szCs w:val="32"/>
+          <w:cs/>
+        </w:rPr>
+      </w:pPr>
+      <w:r>
+        <w:rPr>
+          <w:rFonts w:ascii="TH SarabunPSK" w:hAnsi="TH SarabunPSK" w:cs="TH SarabunPSK" w:hint="cs"/>
+          <w:sz w:val="32"/>
+          <w:szCs w:val="32"/>
+        </w:rPr>
+        <w:tab/>
+      </w:r>
+      <w:r>
+        <w:rPr>
+          <w:rFonts w:ascii="TH SarabunPSK" w:hAnsi="TH SarabunPSK" w:cs="TH SarabunPSK" w:hint="cs"/>
+          <w:sz w:val="32"/>
+          <w:szCs w:val="32"/>
+        </w:rPr>
+        <w:tab/>
+      </w:r>
+      <w:r>
+        <w:rPr>
+          <w:rFonts w:ascii="TH SarabunPSK" w:hAnsi="TH SarabunPSK" w:cs="TH SarabunPSK" w:hint="cs"/>
+          <w:sz w:val="32"/>
+          <w:szCs w:val="32"/>
+        </w:rPr>
+        <w:tab/>
+      </w:r>
+      <w:r>
+        <w:rPr>
+          <w:rFonts w:ascii="TH SarabunPSK" w:hAnsi="TH SarabunPSK" w:cs="TH SarabunPSK" w:hint="cs"/>
+          <w:sz w:val="32"/>
+          <w:szCs w:val="32"/>
+        </w:rPr>
+        <w:tab/>
+      </w:r>
+      <w:r>
+        <w:rPr>
+          <w:rFonts w:ascii="TH SarabunPSK" w:hAnsi="TH SarabunPSK" w:cs="TH SarabunPSK" w:hint="cs"/>
+          <w:sz w:val="32"/>
+          <w:szCs w:val="32"/>
+        </w:rPr>
+        <w:tab/>
+      </w:r>
+      <w:r>
+        <w:rPr>
+          <w:rFonts w:ascii="TH SarabunPSK" w:hAnsi="TH SarabunPSK" w:cs="TH SarabunPSK" w:hint="cs"/>
+          <w:sz w:val="32"/>
+          <w:szCs w:val="32"/>
+        </w:rPr>
+        <w:tab/>
+      </w:r>
+      <w:r>
+        <w:rPr>
+          <w:rFonts w:ascii="TH SarabunPSK" w:hAnsi="TH SarabunPSK" w:cs="TH SarabunPSK" w:hint="cs"/>
+          <w:sz w:val="32"/>
+          <w:szCs w:val="32"/>
+        </w:rPr>
+        <w:tab/>
+      </w:r>
+      <w:r>
+        <w:rPr>
+          <w:rFonts w:ascii="TH SarabunPSK" w:hAnsi="TH SarabunPSK" w:cs="TH SarabunPSK" w:hint="cs"/>
+          <w:sz w:val="32"/>
+          <w:szCs w:val="32"/>
+        </w:rPr>
+        <w:tab/>
       </w:r>
     </w:p>
     <w:p>
@@ -1493,64 +1536,54 @@
           <w:rFonts w:ascii="TH SarabunPSK" w:hAnsi="TH SarabunPSK" w:cs="TH SarabunPSK" w:hint="cs"/>
           <w:sz w:val="32"/>
           <w:szCs w:val="32"/>
-        </w:rPr>
-        <w:tab/>
-      </w:r>
-      <w:r>
-        <w:rPr>
-          <w:rFonts w:ascii="TH SarabunPSK" w:hAnsi="TH SarabunPSK" w:cs="TH SarabunPSK" w:hint="cs"/>
-          <w:sz w:val="32"/>
-          <w:szCs w:val="32"/>
-        </w:rPr>
-        <w:tab/>
-      </w:r>
-      <w:r>
-        <w:rPr>
-          <w:rFonts w:ascii="TH SarabunPSK" w:hAnsi="TH SarabunPSK" w:cs="TH SarabunPSK" w:hint="cs"/>
-          <w:sz w:val="32"/>
-          <w:szCs w:val="32"/>
-        </w:rPr>
-        <w:tab/>
-      </w:r>
-      <w:r>
-        <w:rPr>
-          <w:rFonts w:ascii="TH SarabunPSK" w:hAnsi="TH SarabunPSK" w:cs="TH SarabunPSK" w:hint="cs"/>
-          <w:sz w:val="32"/>
-          <w:szCs w:val="32"/>
-        </w:rPr>
-        <w:tab/>
-      </w:r>
-      <w:r>
-        <w:rPr>
-          <w:rFonts w:ascii="TH SarabunPSK" w:hAnsi="TH SarabunPSK" w:cs="TH SarabunPSK" w:hint="cs"/>
-          <w:sz w:val="32"/>
-          <w:szCs w:val="32"/>
-        </w:rPr>
-        <w:tab/>
-      </w:r>
-      <w:r>
-        <w:rPr>
-          <w:rFonts w:ascii="TH SarabunPSK" w:hAnsi="TH SarabunPSK" w:cs="TH SarabunPSK" w:hint="cs"/>
-          <w:sz w:val="32"/>
-          <w:szCs w:val="32"/>
-        </w:rPr>
-        <w:tab/>
-      </w:r>
-      <w:r>
-        <w:rPr>
-          <w:rFonts w:ascii="TH SarabunPSK" w:hAnsi="TH SarabunPSK" w:cs="TH SarabunPSK" w:hint="cs"/>
-          <w:sz w:val="32"/>
-          <w:szCs w:val="32"/>
-        </w:rPr>
-        <w:tab/>
-      </w:r>
-      <w:r>
-        <w:rPr>
-          <w:rFonts w:ascii="TH SarabunPSK" w:hAnsi="TH SarabunPSK" w:cs="TH SarabunPSK" w:hint="cs"/>
-          <w:sz w:val="32"/>
-          <w:szCs w:val="32"/>
-        </w:rPr>
-        <w:tab/>
+          <w:cs/>
+        </w:rPr>
+        <w:t>กลุ่มงานเภสัชกรรม</w:t>
+      </w:r>
+      <w:r>
+        <w:rPr>
+          <w:rFonts w:ascii="TH SarabunPSK" w:hAnsi="TH SarabunPSK" w:cs="TH SarabunPSK" w:hint="cs"/>
+          <w:sz w:val="32"/>
+          <w:szCs w:val="32"/>
+          <w:cs/>
+        </w:rPr>
+        <w:tab/>
+      </w:r>
+      <w:r>
+        <w:rPr>
+          <w:rFonts w:ascii="TH SarabunPSK" w:hAnsi="TH SarabunPSK" w:cs="TH SarabunPSK" w:hint="cs"/>
+          <w:sz w:val="32"/>
+          <w:szCs w:val="32"/>
+          <w:cs/>
+        </w:rPr>
+        <w:tab/>
+      </w:r>
+      <w:r>
+        <w:rPr>
+          <w:rFonts w:ascii="TH SarabunPSK" w:hAnsi="TH SarabunPSK" w:cs="TH SarabunPSK" w:hint="cs"/>
+          <w:sz w:val="32"/>
+          <w:szCs w:val="32"/>
+          <w:cs/>
+        </w:rPr>
+        <w:tab/>
+        <w:t>ผู้มอบยา...........................วันที่</w:t>
+      </w:r>
+      <w:r>
+        <w:rPr>
+          <w:rFonts w:ascii="TH SarabunPSK" w:hAnsi="TH SarabunPSK" w:cs="TH SarabunPSK" w:hint="cs"/>
+          <w:sz w:val="32"/>
+          <w:szCs w:val="32"/>
+        </w:rPr>
+        <w:t>…</w:t>
+      </w:r>
+      <w:r>
+        <w:rPr>
+          <w:rFonts w:ascii="TH SarabunPSK" w:hAnsi="TH SarabunPSK" w:cs="TH SarabunPSK" w:hint="cs"/>
+          <w:sz w:val="32"/>
+          <w:szCs w:val="32"/>
+          <w:cs/>
+        </w:rPr>
+        <w:t>.....................</w:t>
       </w:r>
     </w:p>
     <w:p>
@@ -1578,52 +1611,34 @@
           <w:szCs w:val="32"/>
           <w:cs/>
         </w:rPr>
-        <w:t>กลุ่มงานเภสัชกรรม</w:t>
-      </w:r>
-      <w:r>
-        <w:rPr>
-          <w:rFonts w:ascii="TH SarabunPSK" w:hAnsi="TH SarabunPSK" w:cs="TH SarabunPSK" w:hint="cs"/>
-          <w:sz w:val="32"/>
-          <w:szCs w:val="32"/>
-          <w:cs/>
-        </w:rPr>
-        <w:tab/>
-      </w:r>
-      <w:r>
-        <w:rPr>
-          <w:rFonts w:ascii="TH SarabunPSK" w:hAnsi="TH SarabunPSK" w:cs="TH SarabunPSK" w:hint="cs"/>
-          <w:sz w:val="32"/>
-          <w:szCs w:val="32"/>
-          <w:cs/>
-        </w:rPr>
-        <w:tab/>
-      </w:r>
-      <w:r>
-        <w:rPr>
-          <w:rFonts w:ascii="TH SarabunPSK" w:hAnsi="TH SarabunPSK" w:cs="TH SarabunPSK" w:hint="cs"/>
-          <w:sz w:val="32"/>
-          <w:szCs w:val="32"/>
-          <w:cs/>
-        </w:rPr>
-        <w:tab/>
-        <w:t>ผู้มอบยา...........................วันที่</w:t>
-      </w:r>
-      <w:r>
-        <w:rPr>
-          <w:rFonts w:ascii="TH SarabunPSK" w:hAnsi="TH SarabunPSK" w:cs="TH SarabunPSK" w:hint="cs"/>
-          <w:sz w:val="32"/>
-          <w:szCs w:val="32"/>
-        </w:rPr>
-        <w:t>…</w:t>
-      </w:r>
-      <w:r>
-        <w:rPr>
-          <w:rFonts w:ascii="TH SarabunPSK" w:hAnsi="TH SarabunPSK" w:cs="TH SarabunPSK" w:hint="cs"/>
-          <w:sz w:val="32"/>
-          <w:szCs w:val="32"/>
-          <w:cs/>
-        </w:rPr>
-        <w:t>.....................</w:t>
+        <w:t>โทร. 0 5568 2030-43</w:t>
+      </w:r>
+      <w:r>
+        <w:rPr>
+          <w:rFonts w:ascii="TH SarabunPSK" w:hAnsi="TH SarabunPSK" w:cs="TH SarabunPSK" w:hint="cs"/>
+          <w:sz w:val="32"/>
+          <w:szCs w:val="32"/>
+          <w:cs/>
+        </w:rPr>
+        <w:tab/>
+      </w:r>
+      <w:r>
+        <w:rPr>
+          <w:rFonts w:ascii="TH SarabunPSK" w:hAnsi="TH SarabunPSK" w:cs="TH SarabunPSK" w:hint="cs"/>
+          <w:sz w:val="32"/>
+          <w:szCs w:val="32"/>
+          <w:cs/>
+        </w:rPr>
+        <w:tab/>
+      </w:r>
+      <w:r>
+        <w:rPr>
+          <w:rFonts w:ascii="TH SarabunPSK" w:hAnsi="TH SarabunPSK" w:cs="TH SarabunPSK" w:hint="cs"/>
+          <w:sz w:val="32"/>
+          <w:szCs w:val="32"/>
+          <w:cs/>
+        </w:rPr>
+        <w:tab/>
       </w:r>
     </w:p>
     <w:p>
@@ -1641,61 +1656,6 @@
           <w:rFonts w:ascii="TH SarabunPSK" w:hAnsi="TH SarabunPSK" w:cs="TH SarabunPSK"/>
           <w:sz w:val="32"/>
           <w:szCs w:val="32"/>
-          <w:cs/>
-        </w:rPr>
-      </w:pPr>
-      <w:r>
-        <w:rPr>
-          <w:rFonts w:ascii="TH SarabunPSK" w:hAnsi="TH SarabunPSK" w:cs="TH SarabunPSK" w:hint="cs"/>
-          <w:sz w:val="32"/>
-          <w:szCs w:val="32"/>
-          <w:cs/>
-        </w:rPr>
-        <w:t>โทร. 0 5568 2030-43</w:t>
-      </w:r>
-      <w:r>
-        <w:rPr>
-          <w:rFonts w:ascii="TH SarabunPSK" w:hAnsi="TH SarabunPSK" w:cs="TH SarabunPSK" w:hint="cs"/>
-          <w:sz w:val="32"/>
-          <w:szCs w:val="32"/>
-          <w:cs/>
-        </w:rPr>
-        <w:tab/>
-      </w:r>
-      <w:r>
-        <w:rPr>
-          <w:rFonts w:ascii="TH SarabunPSK" w:hAnsi="TH SarabunPSK" w:cs="TH SarabunPSK" w:hint="cs"/>
-          <w:sz w:val="32"/>
-          <w:szCs w:val="32"/>
-          <w:cs/>
-        </w:rPr>
-        <w:tab/>
-      </w:r>
-      <w:r>
-        <w:rPr>
-          <w:rFonts w:ascii="TH SarabunPSK" w:hAnsi="TH SarabunPSK" w:cs="TH SarabunPSK" w:hint="cs"/>
-          <w:sz w:val="32"/>
-          <w:szCs w:val="32"/>
-          <w:cs/>
-        </w:rPr>
-        <w:tab/>
-      </w:r>
-    </w:p>
-    <w:p>
-      <w:pPr>
-        <w:tabs>
-          <w:tab w:val="left" w:pos="540"/>
-          <w:tab w:val="left" w:pos="1440"/>
-          <w:tab w:val="left" w:pos="4140"/>
-          <w:tab w:val="left" w:pos="4320"/>
-          <w:tab w:val="left" w:pos="4860"/>
-          <w:tab w:val="left" w:pos="5940"/>
-        </w:tabs>
-        <w:ind w:right="159"/>
-        <w:rPr>
-          <w:rFonts w:ascii="TH SarabunPSK" w:hAnsi="TH SarabunPSK" w:cs="TH SarabunPSK"/>
-          <w:sz w:val="32"/>
-          <w:szCs w:val="32"/>
         </w:rPr>
       </w:pPr>
       <w:r>
@@ -1752,24 +1712,6 @@
         </w:rPr>
         <w:t>.....................</w:t>
       </w:r>
-    </w:p>
-    <w:p>
-      <w:pPr>
-        <w:tabs>
-          <w:tab w:val="left" w:pos="540"/>
-          <w:tab w:val="left" w:pos="1440"/>
-          <w:tab w:val="left" w:pos="4140"/>
-          <w:tab w:val="left" w:pos="4320"/>
-          <w:tab w:val="left" w:pos="4860"/>
-          <w:tab w:val="left" w:pos="5940"/>
-        </w:tabs>
-        <w:ind w:right="159"/>
-        <w:rPr>
-          <w:rFonts w:ascii="TH SarabunPSK" w:hAnsi="TH SarabunPSK" w:cs="TH SarabunPSK"/>
-          <w:sz w:val="32"/>
-          <w:szCs w:val="32"/>
-        </w:rPr>
-      </w:pPr>
     </w:p>
     <w:p>
       <w:pPr>
@@ -1837,19 +1779,9 @@
         <w:t>สำเนาคืนโรงพยาบาลศรีสังวรฯ)</w:t>
       </w:r>
     </w:p>
-    <w:p>
-      <w:pPr>
-        <w:jc w:val="right"/>
-        <w:rPr>
-          <w:rFonts w:ascii="TH SarabunIT๙" w:hAnsi="TH SarabunIT๙" w:cs="TH SarabunIT๙"/>
-          <w:sz w:val="32"/>
-          <w:szCs w:val="32"/>
-        </w:rPr>
-      </w:pPr>
-    </w:p>
     <w:sectPr>
       <w:pgSz w:w="11906" w:h="16838"/>
-      <w:pgMar w:top="1440" w:right="1440" w:bottom="1440" w:left="1440" w:header="708" w:footer="708" w:gutter="0"/>
+      <w:pgMar w:top="1440" w:right="1440" w:bottom="993" w:left="1440" w:header="708" w:footer="708" w:gutter="0"/>
       <w:cols w:space="708"/>
       <w:docGrid w:linePitch="360"/>
     </w:sectPr>
@@ -1858,7 +1790,7 @@
 </file>
 
 <file path=word/numbering.xml><?xml version="1.0" encoding="utf-8"?>
-<w:numbering xmlns:wpc="http://schemas.microsoft.com/office/word/2010/wordprocessingCanvas" xmlns:mc="http://schemas.openxmlformats.org/markup-compatibility/2006" xmlns:o="urn:schemas-microsoft-com:office:office" xmlns:r="http://schemas.openxmlformats.org/officeDocument/2006/relationships" xmlns:m="http://schemas.openxmlformats.org/officeDocument/2006/math" xmlns:v="urn:schemas-microsoft-com:vml" xmlns:wp14="http://schemas.microsoft.com/office/word/2010/wordprocessingDrawing" xmlns:wp="http://schemas.openxmlformats.org/drawingml/2006/wordprocessingDrawing" xmlns:w10="urn:schemas-microsoft-com:office:word" xmlns:w="http://schemas.openxmlformats.org/wordprocessingml/2006/main" xmlns:w14="http://schemas.microsoft.com/office/word/2010/wordml" xmlns:w15="http://schemas.microsoft.com/office/word/2012/wordml" xmlns:wpg="http://schemas.microsoft.com/office/word/2010/wordprocessingGroup" xmlns:wpi="http://schemas.microsoft.com/office/word/2010/wordprocessingInk" xmlns:wne="http://schemas.microsoft.com/office/word/2006/wordml" xmlns:wps="http://schemas.microsoft.com/office/word/2010/wordprocessingShape" mc:Ignorable="w14 w15 wp14">
+<w:numbering xmlns:wpc="http://schemas.microsoft.com/office/word/2010/wordprocessingCanvas" xmlns:cx="http://schemas.microsoft.com/office/drawing/2014/chartex" xmlns:cx1="http://schemas.microsoft.com/office/drawing/2015/9/8/chartex" xmlns:cx2="http://schemas.microsoft.com/office/drawing/2015/10/21/chartex" xmlns:cx3="http://schemas.microsoft.com/office/drawing/2016/5/9/chartex" xmlns:cx4="http://schemas.microsoft.com/office/drawing/2016/5/10/chartex" xmlns:cx5="http://schemas.microsoft.com/office/drawing/2016/5/11/chartex" xmlns:cx6="http://schemas.microsoft.com/office/drawing/2016/5/12/chartex" xmlns:cx7="http://schemas.microsoft.com/office/drawing/2016/5/13/chartex" xmlns:cx8="http://schemas.microsoft.com/office/drawing/2016/5/14/chartex" xmlns:mc="http://schemas.openxmlformats.org/markup-compatibility/2006" xmlns:aink="http://schemas.microsoft.com/office/drawing/2016/ink" xmlns:am3d="http://schemas.microsoft.com/office/drawing/2017/model3d" xmlns:o="urn:schemas-microsoft-com:office:office" xmlns:r="http://schemas.openxmlformats.org/officeDocument/2006/relationships" xmlns:m="http://schemas.openxmlformats.org/officeDocument/2006/math" xmlns:v="urn:schemas-microsoft-com:vml" xmlns:wp14="http://schemas.microsoft.com/office/word/2010/wordprocessingDrawing" xmlns:wp="http://schemas.openxmlformats.org/drawingml/2006/wordprocessingDrawing" xmlns:w10="urn:schemas-microsoft-com:office:word" xmlns:w="http://schemas.openxmlformats.org/wordprocessingml/2006/main" xmlns:w14="http://schemas.microsoft.com/office/word/2010/wordml" xmlns:w15="http://schemas.microsoft.com/office/word/2012/wordml" xmlns:w16cex="http://schemas.microsoft.com/office/word/2018/wordml/cex" xmlns:w16cid="http://schemas.microsoft.com/office/word/2016/wordml/cid" xmlns:w16="http://schemas.microsoft.com/office/word/2018/wordml" xmlns:w16sdtdh="http://schemas.microsoft.com/office/word/2020/wordml/sdtdatahash" xmlns:w16se="http://schemas.microsoft.com/office/word/2015/wordml/symex" xmlns:wpg="http://schemas.microsoft.com/office/word/2010/wordprocessingGroup" xmlns:wpi="http://schemas.microsoft.com/office/word/2010/wordprocessingInk" xmlns:wne="http://schemas.microsoft.com/office/word/2006/wordml" xmlns:wps="http://schemas.microsoft.com/office/word/2010/wordprocessingShape" mc:Ignorable="w14 w15 w16se w16cid w16 w16cex w16sdtdh wp14">
   <w:abstractNum w:abstractNumId="0" w15:restartNumberingAfterBreak="0">
     <w:nsid w:val="371A17CE"/>
     <w:multiLevelType w:val="hybridMultilevel"/>
@@ -2311,7 +2243,7 @@
 </file>
 
 <file path=word/styles.xml><?xml version="1.0" encoding="utf-8"?>
-<w:styles xmlns:mc="http://schemas.openxmlformats.org/markup-compatibility/2006" xmlns:r="http://schemas.openxmlformats.org/officeDocument/2006/relationships" xmlns:w="http://schemas.openxmlformats.org/wordprocessingml/2006/main" xmlns:w14="http://schemas.microsoft.com/office/word/2010/wordml" xmlns:w15="http://schemas.microsoft.com/office/word/2012/wordml" mc:Ignorable="w14 w15">
+<w:styles xmlns:mc="http://schemas.openxmlformats.org/markup-compatibility/2006" xmlns:r="http://schemas.openxmlformats.org/officeDocument/2006/relationships" xmlns:w="http://schemas.openxmlformats.org/wordprocessingml/2006/main" xmlns:w14="http://schemas.microsoft.com/office/word/2010/wordml" xmlns:w15="http://schemas.microsoft.com/office/word/2012/wordml" xmlns:w16cex="http://schemas.microsoft.com/office/word/2018/wordml/cex" xmlns:w16cid="http://schemas.microsoft.com/office/word/2016/wordml/cid" xmlns:w16="http://schemas.microsoft.com/office/word/2018/wordml" xmlns:w16sdtdh="http://schemas.microsoft.com/office/word/2020/wordml/sdtdatahash" xmlns:w16se="http://schemas.microsoft.com/office/word/2015/wordml/symex" mc:Ignorable="w14 w15 w16se w16cid w16 w16cex w16sdtdh">
   <w:docDefaults>
     <w:rPrDefault>
       <w:rPr>
@@ -2321,7 +2253,7 @@
     </w:rPrDefault>
     <w:pPrDefault/>
   </w:docDefaults>
-  <w:latentStyles w:defLockedState="0" w:defUIPriority="0" w:defSemiHidden="0" w:defUnhideWhenUsed="0" w:defQFormat="0" w:count="371">
+  <w:latentStyles w:defLockedState="0" w:defUIPriority="0" w:defSemiHidden="0" w:defUnhideWhenUsed="0" w:defQFormat="0" w:count="376">
     <w:lsdException w:name="Normal" w:qFormat="1"/>
     <w:lsdException w:name="heading 1" w:qFormat="1"/>
     <w:lsdException w:name="heading 2" w:semiHidden="1" w:unhideWhenUsed="1" w:qFormat="1"/>
@@ -2337,7 +2269,12 @@
     <w:lsdException w:name="Subtitle" w:qFormat="1"/>
     <w:lsdException w:name="Strong" w:qFormat="1"/>
     <w:lsdException w:name="Emphasis" w:qFormat="1"/>
-    <w:lsdException w:name="Normal Table" w:semiHidden="1" w:unhideWhenUsed="1"/>
+    <w:lsdException w:name="HTML Keyboard" w:semiHidden="1" w:unhideWhenUsed="1"/>
+    <w:lsdException w:name="annotation subject" w:semiHidden="1" w:unhideWhenUsed="1"/>
+    <w:lsdException w:name="No List" w:semiHidden="1" w:unhideWhenUsed="1"/>
+    <w:lsdException w:name="Outline List 1" w:semiHidden="1" w:unhideWhenUsed="1"/>
+    <w:lsdException w:name="Outline List 2" w:semiHidden="1" w:unhideWhenUsed="1"/>
+    <w:lsdException w:name="Outline List 3" w:semiHidden="1" w:unhideWhenUsed="1"/>
     <w:lsdException w:name="Table Simple 1" w:semiHidden="1" w:unhideWhenUsed="1"/>
     <w:lsdException w:name="Table Simple 2" w:semiHidden="1" w:unhideWhenUsed="1"/>
     <w:lsdException w:name="Table Simple 3" w:semiHidden="1" w:unhideWhenUsed="1"/>
@@ -2375,11 +2312,9 @@
     <w:lsdException w:name="Table Contemporary" w:semiHidden="1" w:unhideWhenUsed="1"/>
     <w:lsdException w:name="Table Elegant" w:semiHidden="1" w:unhideWhenUsed="1"/>
     <w:lsdException w:name="Table Professional" w:semiHidden="1" w:unhideWhenUsed="1"/>
-    <w:lsdException w:name="Table Subtle 1" w:semiHidden="1" w:unhideWhenUsed="1"/>
     <w:lsdException w:name="Table Subtle 2" w:semiHidden="1" w:unhideWhenUsed="1"/>
     <w:lsdException w:name="Table Web 1" w:semiHidden="1" w:unhideWhenUsed="1"/>
-    <w:lsdException w:name="Table Web 2" w:semiHidden="1" w:unhideWhenUsed="1"/>
-    <w:lsdException w:name="Table Web 3" w:semiHidden="1" w:unhideWhenUsed="1"/>
+    <w:lsdException w:name="Balloon Text" w:semiHidden="1" w:unhideWhenUsed="1"/>
     <w:lsdException w:name="Table Theme" w:semiHidden="1" w:unhideWhenUsed="1"/>
     <w:lsdException w:name="Placeholder Text" w:semiHidden="1" w:uiPriority="99"/>
     <w:lsdException w:name="No Spacing" w:uiPriority="1" w:qFormat="1"/>
@@ -2596,6 +2531,11 @@
     <w:lsdException w:name="List Table 5 Dark Accent 6" w:uiPriority="50"/>
     <w:lsdException w:name="List Table 6 Colorful Accent 6" w:uiPriority="51"/>
     <w:lsdException w:name="List Table 7 Colorful Accent 6" w:uiPriority="52"/>
+    <w:lsdException w:name="Mention" w:semiHidden="1" w:uiPriority="99" w:unhideWhenUsed="1"/>
+    <w:lsdException w:name="Smart Hyperlink" w:semiHidden="1" w:uiPriority="99" w:unhideWhenUsed="1"/>
+    <w:lsdException w:name="Hashtag" w:semiHidden="1" w:uiPriority="99" w:unhideWhenUsed="1"/>
+    <w:lsdException w:name="Unresolved Mention" w:semiHidden="1" w:uiPriority="99" w:unhideWhenUsed="1"/>
+    <w:lsdException w:name="Smart Link" w:semiHidden="1" w:uiPriority="99" w:unhideWhenUsed="1"/>
   </w:latentStyles>
   <w:style w:type="paragraph" w:default="1" w:styleId="a">
     <w:name w:val="Normal"/>
